--- a/analisis_diseno_3_bti/lote_6/ADS_3BTI_LOTE6_CUADERNO_PRACTICAS_OFICIO_O3.docx
+++ b/analisis_diseno_3_bti/lote_6/ADS_3BTI_LOTE6_CUADERNO_PRACTICAS_OFICIO_O3.docx
@@ -230,7 +230,7 @@
           <w:i w:val="0"/>
           <w:sz w:val="20"/>
         </w:rPr>
-        <w:t>Versión v1.0 (lote 6, para auditoría) · oficio O3</w:t>
+        <w:t>Versión v1.1 (lote 6, cierre de auditoría) · oficio O3</w:t>
       </w:r>
     </w:p>
     <w:p>
@@ -954,7 +954,7 @@
           <w:i w:val="0"/>
           <w:sz w:val="20"/>
         </w:rPr>
-        <w:t>2. Ejecutá php comprobar_entrega.php en la copia y compará su resultado con tu lista.</w:t>
+        <w:t>2. Compará tu lista con la inspección estática que corre tu docente (lee el paquete sin ejecutar nada) y con las pruebas que corre después en aislamiento.</w:t>
       </w:r>
     </w:p>
     <w:p>
